--- a/data/outputs/v2/Core_Mathematics/SS1.1_Real_Numbers/Core_Mathematics_Real_Numbers_FinalExplanation_TeacherKey.docx
+++ b/data/outputs/v2/Core_Mathematics/SS1.1_Real_Numbers/Core_Mathematics_Real_Numbers_FinalExplanation_TeacherKey.docx
@@ -2515,7 +2515,7 @@
         </w:rPr>
         <w:t xml:space="preserve">© 2026 SeaVuria and ARES. This work is licensed under a </w:t>
       </w:r>
-      <w:hyperlink w:history="1" r:id="rIdqgjvr4gkreggs2waqqdtf">
+      <w:hyperlink w:history="1" r:id="rIdfbt_ygohyffteaqcxz-jl">
         <w:r>
           <w:rPr>
             <w:rFonts w:ascii="Arial" w:cs="Arial" w:eastAsia="Arial" w:hAnsi="Arial"/>
@@ -2535,7 +2535,7 @@
         </w:rPr>
         <w:t xml:space="preserve"> (</w:t>
       </w:r>
-      <w:hyperlink w:history="1" r:id="rIdaez-xrbqxazkujdl1lxlh">
+      <w:hyperlink w:history="1" r:id="rIdvtuawdyvu1selctw5mjao">
         <w:r>
           <w:rPr>
             <w:rFonts w:ascii="Arial" w:cs="Arial" w:eastAsia="Arial" w:hAnsi="Arial"/>
@@ -2555,7 +2555,7 @@
         </w:rPr>
         <w:t xml:space="preserve">). To view a copy of this license, visit </w:t>
       </w:r>
-      <w:hyperlink w:history="1" r:id="rId0jz25ffzeinzvgnru2pe6">
+      <w:hyperlink w:history="1" r:id="rIdw02urc9lvyvmewyvy5ul6">
         <w:r>
           <w:rPr>
             <w:rFonts w:ascii="Arial" w:cs="Arial" w:eastAsia="Arial" w:hAnsi="Arial"/>

--- a/data/outputs/v2/Core_Mathematics/SS1.1_Real_Numbers/Core_Mathematics_Real_Numbers_FinalExplanation_TeacherKey.docx
+++ b/data/outputs/v2/Core_Mathematics/SS1.1_Real_Numbers/Core_Mathematics_Real_Numbers_FinalExplanation_TeacherKey.docx
@@ -2515,7 +2515,7 @@
         </w:rPr>
         <w:t xml:space="preserve">© 2026 SeaVuria and ARES. This work is licensed under a </w:t>
       </w:r>
-      <w:hyperlink w:history="1" r:id="rIdfbt_ygohyffteaqcxz-jl">
+      <w:hyperlink w:history="1" r:id="rIdyrulyo3cocj4lbnximbxt">
         <w:r>
           <w:rPr>
             <w:rFonts w:ascii="Arial" w:cs="Arial" w:eastAsia="Arial" w:hAnsi="Arial"/>
@@ -2535,7 +2535,7 @@
         </w:rPr>
         <w:t xml:space="preserve"> (</w:t>
       </w:r>
-      <w:hyperlink w:history="1" r:id="rIdvtuawdyvu1selctw5mjao">
+      <w:hyperlink w:history="1" r:id="rIdwfcca8bzxz4jkzouk-yrf">
         <w:r>
           <w:rPr>
             <w:rFonts w:ascii="Arial" w:cs="Arial" w:eastAsia="Arial" w:hAnsi="Arial"/>
@@ -2555,7 +2555,7 @@
         </w:rPr>
         <w:t xml:space="preserve">). To view a copy of this license, visit </w:t>
       </w:r>
-      <w:hyperlink w:history="1" r:id="rIdw02urc9lvyvmewyvy5ul6">
+      <w:hyperlink w:history="1" r:id="rIdx6u8a5acgpnxvrqjqaer_">
         <w:r>
           <w:rPr>
             <w:rFonts w:ascii="Arial" w:cs="Arial" w:eastAsia="Arial" w:hAnsi="Arial"/>

--- a/data/outputs/v2/Core_Mathematics/SS1.1_Real_Numbers/Core_Mathematics_Real_Numbers_FinalExplanation_TeacherKey.docx
+++ b/data/outputs/v2/Core_Mathematics/SS1.1_Real_Numbers/Core_Mathematics_Real_Numbers_FinalExplanation_TeacherKey.docx
@@ -2515,7 +2515,7 @@
         </w:rPr>
         <w:t xml:space="preserve">© 2026 SeaVuria and ARES. This work is licensed under a </w:t>
       </w:r>
-      <w:hyperlink w:history="1" r:id="rIdyrulyo3cocj4lbnximbxt">
+      <w:hyperlink w:history="1" r:id="rIdvl6gqfnccilbrcqbwnvv9">
         <w:r>
           <w:rPr>
             <w:rFonts w:ascii="Arial" w:cs="Arial" w:eastAsia="Arial" w:hAnsi="Arial"/>
@@ -2535,7 +2535,7 @@
         </w:rPr>
         <w:t xml:space="preserve"> (</w:t>
       </w:r>
-      <w:hyperlink w:history="1" r:id="rIdwfcca8bzxz4jkzouk-yrf">
+      <w:hyperlink w:history="1" r:id="rIdl2fvdm1zyyp75vsqzjgkl">
         <w:r>
           <w:rPr>
             <w:rFonts w:ascii="Arial" w:cs="Arial" w:eastAsia="Arial" w:hAnsi="Arial"/>
@@ -2555,7 +2555,7 @@
         </w:rPr>
         <w:t xml:space="preserve">). To view a copy of this license, visit </w:t>
       </w:r>
-      <w:hyperlink w:history="1" r:id="rIdx6u8a5acgpnxvrqjqaer_">
+      <w:hyperlink w:history="1" r:id="rIdvnlx5wtppb6wxn-ht21tw">
         <w:r>
           <w:rPr>
             <w:rFonts w:ascii="Arial" w:cs="Arial" w:eastAsia="Arial" w:hAnsi="Arial"/>

--- a/data/outputs/v2/Core_Mathematics/SS1.1_Real_Numbers/Core_Mathematics_Real_Numbers_FinalExplanation_TeacherKey.docx
+++ b/data/outputs/v2/Core_Mathematics/SS1.1_Real_Numbers/Core_Mathematics_Real_Numbers_FinalExplanation_TeacherKey.docx
@@ -2515,7 +2515,7 @@
         </w:rPr>
         <w:t xml:space="preserve">© 2026 SeaVuria and ARES. This work is licensed under a </w:t>
       </w:r>
-      <w:hyperlink w:history="1" r:id="rIdvl6gqfnccilbrcqbwnvv9">
+      <w:hyperlink w:history="1" r:id="rIdjcmsi18vmyf8chxzqxkuz">
         <w:r>
           <w:rPr>
             <w:rFonts w:ascii="Arial" w:cs="Arial" w:eastAsia="Arial" w:hAnsi="Arial"/>
@@ -2535,7 +2535,7 @@
         </w:rPr>
         <w:t xml:space="preserve"> (</w:t>
       </w:r>
-      <w:hyperlink w:history="1" r:id="rIdl2fvdm1zyyp75vsqzjgkl">
+      <w:hyperlink w:history="1" r:id="rIdv6id3vhbc-nhzsubeilgn">
         <w:r>
           <w:rPr>
             <w:rFonts w:ascii="Arial" w:cs="Arial" w:eastAsia="Arial" w:hAnsi="Arial"/>
@@ -2555,7 +2555,7 @@
         </w:rPr>
         <w:t xml:space="preserve">). To view a copy of this license, visit </w:t>
       </w:r>
-      <w:hyperlink w:history="1" r:id="rIdvnlx5wtppb6wxn-ht21tw">
+      <w:hyperlink w:history="1" r:id="rId6fso32ihvbgj8dmmfynw3">
         <w:r>
           <w:rPr>
             <w:rFonts w:ascii="Arial" w:cs="Arial" w:eastAsia="Arial" w:hAnsi="Arial"/>

--- a/data/outputs/v2/Core_Mathematics/SS1.1_Real_Numbers/Core_Mathematics_Real_Numbers_FinalExplanation_TeacherKey.docx
+++ b/data/outputs/v2/Core_Mathematics/SS1.1_Real_Numbers/Core_Mathematics_Real_Numbers_FinalExplanation_TeacherKey.docx
@@ -4,6 +4,7 @@
   <w:body>
     <w:p>
       <w:pPr>
+        <w:keepNext w:val="false"/>
         <w:spacing w:after="30" w:before="0"/>
         <w:jc w:val="center"/>
       </w:pPr>
@@ -23,6 +24,7 @@
     </w:p>
     <w:p>
       <w:pPr>
+        <w:keepNext w:val="false"/>
         <w:spacing w:after="60" w:before="0"/>
         <w:jc w:val="center"/>
       </w:pPr>
@@ -81,6 +83,7 @@
           </w:tcPr>
           <w:p>
             <w:pPr>
+              <w:keepNext w:val="false"/>
               <w:spacing w:after="40" w:before="0"/>
               <w:jc w:val="center"/>
             </w:pPr>
@@ -116,6 +119,7 @@
           </w:tcPr>
           <w:p>
             <w:pPr>
+              <w:keepNext w:val="false"/>
               <w:spacing w:after="40" w:before="0"/>
               <w:jc w:val="center"/>
             </w:pPr>
@@ -176,6 +180,7 @@
           </w:tcPr>
           <w:p>
             <w:pPr>
+              <w:keepNext w:val="false"/>
               <w:spacing w:after="40" w:before="0"/>
               <w:jc w:val="center"/>
             </w:pPr>
@@ -210,6 +215,7 @@
           </w:tcPr>
           <w:p>
             <w:pPr>
+              <w:keepNext w:val="false"/>
               <w:spacing w:after="40" w:before="0"/>
               <w:jc w:val="left"/>
             </w:pPr>
@@ -271,6 +277,7 @@
           </w:tcPr>
           <w:p>
             <w:pPr>
+              <w:keepNext/>
               <w:spacing w:after="40" w:before="0"/>
               <w:jc w:val="center"/>
             </w:pPr>
@@ -305,6 +312,7 @@
           </w:tcPr>
           <w:p>
             <w:pPr>
+              <w:keepNext w:val="false"/>
               <w:spacing w:after="40" w:before="0"/>
               <w:jc w:val="left"/>
             </w:pPr>
@@ -324,6 +332,7 @@
           </w:p>
           <w:p>
             <w:pPr>
+              <w:keepNext w:val="false"/>
               <w:spacing w:after="40" w:before="0"/>
               <w:jc w:val="left"/>
             </w:pPr>
@@ -373,6 +382,7 @@
                 </w:tcPr>
                 <w:p>
                   <w:pPr>
+                    <w:keepNext w:val="false"/>
                     <w:spacing w:after="40" w:before="0"/>
                     <w:jc w:val="left"/>
                   </w:pPr>
@@ -405,6 +415,7 @@
                 </w:tcPr>
                 <w:p>
                   <w:pPr>
+                    <w:keepNext w:val="false"/>
                     <w:spacing w:after="40" w:before="0"/>
                     <w:jc w:val="left"/>
                   </w:pPr>
@@ -439,6 +450,7 @@
                 </w:tcPr>
                 <w:p>
                   <w:pPr>
+                    <w:keepNext w:val="false"/>
                     <w:spacing w:after="40" w:before="0"/>
                     <w:jc w:val="left"/>
                   </w:pPr>
@@ -471,6 +483,7 @@
                 </w:tcPr>
                 <w:p>
                   <w:pPr>
+                    <w:keepNext w:val="false"/>
                     <w:spacing w:after="40" w:before="0"/>
                     <w:jc w:val="left"/>
                   </w:pPr>
@@ -505,6 +518,7 @@
                 </w:tcPr>
                 <w:p>
                   <w:pPr>
+                    <w:keepNext w:val="false"/>
                     <w:spacing w:after="40" w:before="0"/>
                     <w:jc w:val="left"/>
                   </w:pPr>
@@ -537,6 +551,7 @@
                 </w:tcPr>
                 <w:p>
                   <w:pPr>
+                    <w:keepNext w:val="false"/>
                     <w:spacing w:after="40" w:before="0"/>
                     <w:jc w:val="left"/>
                   </w:pPr>
@@ -571,6 +586,7 @@
                 </w:tcPr>
                 <w:p>
                   <w:pPr>
+                    <w:keepNext w:val="false"/>
                     <w:spacing w:after="40" w:before="0"/>
                     <w:jc w:val="left"/>
                   </w:pPr>
@@ -603,6 +619,7 @@
                 </w:tcPr>
                 <w:p>
                   <w:pPr>
+                    <w:keepNext w:val="false"/>
                     <w:spacing w:after="40" w:before="0"/>
                     <w:jc w:val="left"/>
                   </w:pPr>
@@ -637,6 +654,7 @@
                 </w:tcPr>
                 <w:p>
                   <w:pPr>
+                    <w:keepNext w:val="false"/>
                     <w:spacing w:after="40" w:before="0"/>
                     <w:jc w:val="left"/>
                   </w:pPr>
@@ -669,6 +687,7 @@
                 </w:tcPr>
                 <w:p>
                   <w:pPr>
+                    <w:keepNext w:val="false"/>
                     <w:spacing w:after="40" w:before="0"/>
                     <w:jc w:val="left"/>
                   </w:pPr>
@@ -703,6 +722,7 @@
                 </w:tcPr>
                 <w:p>
                   <w:pPr>
+                    <w:keepNext w:val="false"/>
                     <w:spacing w:after="40" w:before="0"/>
                     <w:jc w:val="left"/>
                   </w:pPr>
@@ -735,6 +755,7 @@
                 </w:tcPr>
                 <w:p>
                   <w:pPr>
+                    <w:keepNext w:val="false"/>
                     <w:spacing w:after="40" w:before="0"/>
                     <w:jc w:val="left"/>
                   </w:pPr>
@@ -769,6 +790,7 @@
                 </w:tcPr>
                 <w:p>
                   <w:pPr>
+                    <w:keepNext w:val="false"/>
                     <w:spacing w:after="40" w:before="0"/>
                     <w:jc w:val="left"/>
                   </w:pPr>
@@ -801,6 +823,7 @@
                 </w:tcPr>
                 <w:p>
                   <w:pPr>
+                    <w:keepNext w:val="false"/>
                     <w:spacing w:after="40" w:before="0"/>
                     <w:jc w:val="left"/>
                   </w:pPr>
@@ -823,6 +846,7 @@
           </w:tbl>
           <w:p>
             <w:pPr>
+              <w:keepNext w:val="false"/>
               <w:spacing w:after="60" w:before="0"/>
               <w:jc w:val="left"/>
             </w:pPr>
@@ -842,6 +866,7 @@
           </w:p>
           <w:p>
             <w:pPr>
+              <w:keepNext w:val="false"/>
               <w:spacing w:after="40" w:before="0"/>
               <w:jc w:val="left"/>
             </w:pPr>
@@ -861,6 +886,7 @@
           </w:p>
           <w:p>
             <w:pPr>
+              <w:keepNext w:val="false"/>
               <w:spacing w:after="40" w:before="0"/>
               <w:jc w:val="left"/>
             </w:pPr>
@@ -880,6 +906,7 @@
           </w:p>
           <w:p>
             <w:pPr>
+              <w:keepNext w:val="false"/>
               <w:spacing w:after="60" w:before="0"/>
               <w:jc w:val="left"/>
             </w:pPr>
@@ -912,6 +939,7 @@
           </w:tcPr>
           <w:p>
             <w:pPr>
+              <w:keepNext w:val="false"/>
               <w:spacing w:after="40" w:before="0"/>
               <w:jc w:val="left"/>
             </w:pPr>
@@ -931,6 +959,7 @@
           </w:p>
           <w:p>
             <w:pPr>
+              <w:keepNext w:val="false"/>
               <w:spacing w:after="40" w:before="0"/>
               <w:jc w:val="left"/>
             </w:pPr>
@@ -950,6 +979,7 @@
           </w:p>
           <w:p>
             <w:pPr>
+              <w:keepNext w:val="false"/>
               <w:spacing w:after="40" w:before="0"/>
               <w:jc w:val="left"/>
             </w:pPr>
@@ -1011,6 +1041,7 @@
           </w:tcPr>
           <w:p>
             <w:pPr>
+              <w:keepNext/>
               <w:spacing w:after="40" w:before="0"/>
               <w:jc w:val="center"/>
             </w:pPr>
@@ -1045,6 +1076,7 @@
           </w:tcPr>
           <w:p>
             <w:pPr>
+              <w:keepNext w:val="false"/>
               <w:spacing w:after="40" w:before="0"/>
               <w:jc w:val="left"/>
             </w:pPr>
@@ -1077,6 +1109,7 @@
           </w:tcPr>
           <w:p>
             <w:pPr>
+              <w:keepNext w:val="false"/>
               <w:spacing w:after="40" w:before="0"/>
               <w:jc w:val="left"/>
             </w:pPr>
@@ -1138,6 +1171,7 @@
           </w:tcPr>
           <w:p>
             <w:pPr>
+              <w:keepNext/>
               <w:spacing w:after="40" w:before="0"/>
               <w:jc w:val="center"/>
             </w:pPr>
@@ -1172,6 +1206,7 @@
           </w:tcPr>
           <w:p>
             <w:pPr>
+              <w:keepNext w:val="false"/>
               <w:spacing w:after="40" w:before="0"/>
               <w:jc w:val="left"/>
             </w:pPr>
@@ -1204,6 +1239,7 @@
           </w:tcPr>
           <w:p>
             <w:pPr>
+              <w:keepNext w:val="false"/>
               <w:spacing w:after="40" w:before="0"/>
               <w:jc w:val="left"/>
             </w:pPr>
@@ -1223,6 +1259,7 @@
           </w:p>
           <w:p>
             <w:pPr>
+              <w:keepNext w:val="false"/>
               <w:spacing w:after="40" w:before="0"/>
               <w:jc w:val="left"/>
             </w:pPr>
@@ -1242,6 +1279,7 @@
           </w:p>
           <w:p>
             <w:pPr>
+              <w:keepNext w:val="false"/>
               <w:spacing w:after="40" w:before="0"/>
               <w:jc w:val="left"/>
             </w:pPr>
@@ -1303,6 +1341,7 @@
           </w:tcPr>
           <w:p>
             <w:pPr>
+              <w:keepNext/>
               <w:spacing w:after="40" w:before="0"/>
               <w:jc w:val="center"/>
             </w:pPr>
@@ -1337,6 +1376,7 @@
           </w:tcPr>
           <w:p>
             <w:pPr>
+              <w:keepNext w:val="false"/>
               <w:spacing w:after="40" w:before="0"/>
               <w:jc w:val="left"/>
             </w:pPr>
@@ -1369,6 +1409,7 @@
           </w:tcPr>
           <w:p>
             <w:pPr>
+              <w:keepNext w:val="false"/>
               <w:spacing w:after="40" w:before="0"/>
               <w:jc w:val="left"/>
             </w:pPr>
@@ -1388,6 +1429,7 @@
           </w:p>
           <w:p>
             <w:pPr>
+              <w:keepNext w:val="false"/>
               <w:spacing w:after="40" w:before="0"/>
               <w:jc w:val="left"/>
             </w:pPr>
@@ -1407,6 +1449,7 @@
           </w:p>
           <w:p>
             <w:pPr>
+              <w:keepNext w:val="false"/>
               <w:spacing w:after="40" w:before="0"/>
               <w:jc w:val="left"/>
             </w:pPr>
@@ -1468,6 +1511,7 @@
           </w:tcPr>
           <w:p>
             <w:pPr>
+              <w:keepNext/>
               <w:spacing w:after="40" w:before="0"/>
               <w:jc w:val="center"/>
             </w:pPr>
@@ -1502,6 +1546,7 @@
           </w:tcPr>
           <w:p>
             <w:pPr>
+              <w:keepNext w:val="false"/>
               <w:spacing w:after="40" w:before="0"/>
               <w:jc w:val="left"/>
             </w:pPr>
@@ -1534,6 +1579,7 @@
           </w:tcPr>
           <w:p>
             <w:pPr>
+              <w:keepNext w:val="false"/>
               <w:spacing w:after="40" w:before="0"/>
               <w:jc w:val="left"/>
             </w:pPr>
@@ -1597,6 +1643,7 @@
           </w:tcPr>
           <w:p>
             <w:pPr>
+              <w:keepNext w:val="false"/>
               <w:spacing w:after="40" w:before="0"/>
               <w:jc w:val="center"/>
             </w:pPr>
@@ -1631,6 +1678,7 @@
           </w:tcPr>
           <w:p>
             <w:pPr>
+              <w:keepNext w:val="false"/>
               <w:spacing w:after="40" w:before="0"/>
               <w:jc w:val="left"/>
             </w:pPr>
@@ -1663,6 +1711,7 @@
           </w:tcPr>
           <w:p>
             <w:pPr>
+              <w:keepNext w:val="false"/>
               <w:spacing w:after="40" w:before="0"/>
               <w:jc w:val="left"/>
             </w:pPr>
@@ -1695,6 +1744,7 @@
           </w:tcPr>
           <w:p>
             <w:pPr>
+              <w:keepNext w:val="false"/>
               <w:spacing w:after="40" w:before="0"/>
               <w:jc w:val="left"/>
             </w:pPr>
@@ -1727,6 +1777,7 @@
           </w:tcPr>
           <w:p>
             <w:pPr>
+              <w:keepNext w:val="false"/>
               <w:spacing w:after="40" w:before="0"/>
               <w:jc w:val="left"/>
             </w:pPr>
@@ -1761,6 +1812,7 @@
           </w:tcPr>
           <w:p>
             <w:pPr>
+              <w:keepNext w:val="false"/>
               <w:spacing w:after="40" w:before="0"/>
               <w:jc w:val="left"/>
             </w:pPr>
@@ -1793,6 +1845,7 @@
           </w:tcPr>
           <w:p>
             <w:pPr>
+              <w:keepNext w:val="false"/>
               <w:spacing w:after="40" w:before="0"/>
               <w:jc w:val="left"/>
             </w:pPr>
@@ -1825,6 +1878,7 @@
           </w:tcPr>
           <w:p>
             <w:pPr>
+              <w:keepNext w:val="false"/>
               <w:spacing w:after="40" w:before="0"/>
               <w:jc w:val="left"/>
             </w:pPr>
@@ -1857,6 +1911,7 @@
           </w:tcPr>
           <w:p>
             <w:pPr>
+              <w:keepNext w:val="false"/>
               <w:spacing w:after="40" w:before="0"/>
               <w:jc w:val="left"/>
             </w:pPr>
@@ -1891,6 +1946,7 @@
           </w:tcPr>
           <w:p>
             <w:pPr>
+              <w:keepNext w:val="false"/>
               <w:spacing w:after="40" w:before="0"/>
               <w:jc w:val="left"/>
             </w:pPr>
@@ -1923,6 +1979,7 @@
           </w:tcPr>
           <w:p>
             <w:pPr>
+              <w:keepNext w:val="false"/>
               <w:spacing w:after="40" w:before="0"/>
               <w:jc w:val="left"/>
             </w:pPr>
@@ -1955,6 +2012,7 @@
           </w:tcPr>
           <w:p>
             <w:pPr>
+              <w:keepNext w:val="false"/>
               <w:spacing w:after="40" w:before="0"/>
               <w:jc w:val="left"/>
             </w:pPr>
@@ -1987,6 +2045,7 @@
           </w:tcPr>
           <w:p>
             <w:pPr>
+              <w:keepNext w:val="false"/>
               <w:spacing w:after="40" w:before="0"/>
               <w:jc w:val="left"/>
             </w:pPr>
@@ -2021,6 +2080,7 @@
           </w:tcPr>
           <w:p>
             <w:pPr>
+              <w:keepNext w:val="false"/>
               <w:spacing w:after="40" w:before="0"/>
               <w:jc w:val="left"/>
             </w:pPr>
@@ -2053,6 +2113,7 @@
           </w:tcPr>
           <w:p>
             <w:pPr>
+              <w:keepNext w:val="false"/>
               <w:spacing w:after="40" w:before="0"/>
               <w:jc w:val="left"/>
             </w:pPr>
@@ -2085,6 +2146,7 @@
           </w:tcPr>
           <w:p>
             <w:pPr>
+              <w:keepNext w:val="false"/>
               <w:spacing w:after="40" w:before="0"/>
               <w:jc w:val="left"/>
             </w:pPr>
@@ -2117,6 +2179,7 @@
           </w:tcPr>
           <w:p>
             <w:pPr>
+              <w:keepNext w:val="false"/>
               <w:spacing w:after="40" w:before="0"/>
               <w:jc w:val="left"/>
             </w:pPr>
@@ -2151,6 +2214,7 @@
           </w:tcPr>
           <w:p>
             <w:pPr>
+              <w:keepNext w:val="false"/>
               <w:spacing w:after="40" w:before="0"/>
               <w:jc w:val="left"/>
             </w:pPr>
@@ -2183,6 +2247,7 @@
           </w:tcPr>
           <w:p>
             <w:pPr>
+              <w:keepNext w:val="false"/>
               <w:spacing w:after="40" w:before="0"/>
               <w:jc w:val="left"/>
             </w:pPr>
@@ -2215,6 +2280,7 @@
           </w:tcPr>
           <w:p>
             <w:pPr>
+              <w:keepNext w:val="false"/>
               <w:spacing w:after="40" w:before="0"/>
               <w:jc w:val="left"/>
             </w:pPr>
@@ -2247,6 +2313,7 @@
           </w:tcPr>
           <w:p>
             <w:pPr>
+              <w:keepNext w:val="false"/>
               <w:spacing w:after="40" w:before="0"/>
               <w:jc w:val="left"/>
             </w:pPr>
@@ -2281,6 +2348,7 @@
           </w:tcPr>
           <w:p>
             <w:pPr>
+              <w:keepNext w:val="false"/>
               <w:spacing w:after="40" w:before="0"/>
               <w:jc w:val="left"/>
             </w:pPr>
@@ -2313,6 +2381,7 @@
           </w:tcPr>
           <w:p>
             <w:pPr>
+              <w:keepNext w:val="false"/>
               <w:spacing w:after="40" w:before="0"/>
               <w:jc w:val="left"/>
             </w:pPr>
@@ -2345,6 +2414,7 @@
           </w:tcPr>
           <w:p>
             <w:pPr>
+              <w:keepNext w:val="false"/>
               <w:spacing w:after="40" w:before="0"/>
               <w:jc w:val="left"/>
             </w:pPr>
@@ -2377,6 +2447,7 @@
           </w:tcPr>
           <w:p>
             <w:pPr>
+              <w:keepNext w:val="false"/>
               <w:spacing w:after="40" w:before="0"/>
               <w:jc w:val="left"/>
             </w:pPr>
@@ -2515,7 +2586,7 @@
         </w:rPr>
         <w:t xml:space="preserve">© 2026 SeaVuria and ARES. This work is licensed under a </w:t>
       </w:r>
-      <w:hyperlink w:history="1" r:id="rIdjcmsi18vmyf8chxzqxkuz">
+      <w:hyperlink w:history="1" r:id="rIdyub3bydmz1u1njdzis2uq">
         <w:r>
           <w:rPr>
             <w:rFonts w:ascii="Arial" w:cs="Arial" w:eastAsia="Arial" w:hAnsi="Arial"/>
@@ -2535,7 +2606,7 @@
         </w:rPr>
         <w:t xml:space="preserve"> (</w:t>
       </w:r>
-      <w:hyperlink w:history="1" r:id="rIdv6id3vhbc-nhzsubeilgn">
+      <w:hyperlink w:history="1" r:id="rId3mwdz3evx2bgnc5qyva-k">
         <w:r>
           <w:rPr>
             <w:rFonts w:ascii="Arial" w:cs="Arial" w:eastAsia="Arial" w:hAnsi="Arial"/>
@@ -2555,7 +2626,7 @@
         </w:rPr>
         <w:t xml:space="preserve">). To view a copy of this license, visit </w:t>
       </w:r>
-      <w:hyperlink w:history="1" r:id="rId6fso32ihvbgj8dmmfynw3">
+      <w:hyperlink w:history="1" r:id="rIdbp-culbw_aluuvfa7llk8">
         <w:r>
           <w:rPr>
             <w:rFonts w:ascii="Arial" w:cs="Arial" w:eastAsia="Arial" w:hAnsi="Arial"/>

--- a/data/outputs/v2/Core_Mathematics/SS1.1_Real_Numbers/Core_Mathematics_Real_Numbers_FinalExplanation_TeacherKey.docx
+++ b/data/outputs/v2/Core_Mathematics/SS1.1_Real_Numbers/Core_Mathematics_Real_Numbers_FinalExplanation_TeacherKey.docx
@@ -2586,7 +2586,7 @@
         </w:rPr>
         <w:t xml:space="preserve">© 2026 SeaVuria and ARES. This work is licensed under a </w:t>
       </w:r>
-      <w:hyperlink w:history="1" r:id="rIdyub3bydmz1u1njdzis2uq">
+      <w:hyperlink w:history="1" r:id="rIdq-dyni_pivabmfp4lfe5z">
         <w:r>
           <w:rPr>
             <w:rFonts w:ascii="Arial" w:cs="Arial" w:eastAsia="Arial" w:hAnsi="Arial"/>
@@ -2606,7 +2606,7 @@
         </w:rPr>
         <w:t xml:space="preserve"> (</w:t>
       </w:r>
-      <w:hyperlink w:history="1" r:id="rId3mwdz3evx2bgnc5qyva-k">
+      <w:hyperlink w:history="1" r:id="rId3yycjdatmsdrd2abnz2yz">
         <w:r>
           <w:rPr>
             <w:rFonts w:ascii="Arial" w:cs="Arial" w:eastAsia="Arial" w:hAnsi="Arial"/>
@@ -2626,7 +2626,7 @@
         </w:rPr>
         <w:t xml:space="preserve">). To view a copy of this license, visit </w:t>
       </w:r>
-      <w:hyperlink w:history="1" r:id="rIdbp-culbw_aluuvfa7llk8">
+      <w:hyperlink w:history="1" r:id="rIdx_cp2pdsd52z2tlqrwppw">
         <w:r>
           <w:rPr>
             <w:rFonts w:ascii="Arial" w:cs="Arial" w:eastAsia="Arial" w:hAnsi="Arial"/>
